--- a/resultados_analise/3_Idosos_com_Artrite/estatisticas.docx
+++ b/resultados_analise/3_Idosos_com_Artrite/estatisticas.docx
@@ -66,7 +66,7 @@
           </w:tcPr>
           <w:p>
             <w:r>
-              <w:t>406</w:t>
+              <w:t>13</w:t>
             </w:r>
           </w:p>
         </w:tc>
@@ -88,7 +88,7 @@
           </w:tcPr>
           <w:p>
             <w:r>
-              <w:t>1098</w:t>
+              <w:t>32</w:t>
             </w:r>
           </w:p>
         </w:tc>
@@ -110,7 +110,7 @@
           </w:tcPr>
           <w:p>
             <w:r>
-              <w:t>634</w:t>
+              <w:t>66</w:t>
             </w:r>
           </w:p>
         </w:tc>
@@ -132,7 +132,7 @@
           </w:tcPr>
           <w:p>
             <w:r>
-              <w:t>842</w:t>
+              <w:t>17</w:t>
             </w:r>
           </w:p>
         </w:tc>
@@ -154,7 +154,7 @@
           </w:tcPr>
           <w:p>
             <w:r>
-              <w:t>581</w:t>
+              <w:t>20</w:t>
             </w:r>
           </w:p>
         </w:tc>
@@ -216,7 +216,7 @@
           </w:tcPr>
           <w:p>
             <w:r>
-              <w:t>82</w:t>
+              <w:t>11</w:t>
             </w:r>
           </w:p>
         </w:tc>
@@ -238,7 +238,7 @@
           </w:tcPr>
           <w:p>
             <w:r>
-              <w:t>128</w:t>
+              <w:t>3</w:t>
             </w:r>
           </w:p>
         </w:tc>
@@ -260,7 +260,7 @@
           </w:tcPr>
           <w:p>
             <w:r>
-              <w:t>62</w:t>
+              <w:t>4</w:t>
             </w:r>
           </w:p>
         </w:tc>
@@ -282,7 +282,7 @@
           </w:tcPr>
           <w:p>
             <w:r>
-              <w:t>126</w:t>
+              <w:t>9</w:t>
             </w:r>
           </w:p>
         </w:tc>
@@ -304,7 +304,7 @@
           </w:tcPr>
           <w:p>
             <w:r>
-              <w:t>146</w:t>
+              <w:t>5</w:t>
             </w:r>
           </w:p>
         </w:tc>
@@ -326,7 +326,7 @@
           </w:tcPr>
           <w:p>
             <w:r>
-              <w:t>215</w:t>
+              <w:t>6</w:t>
             </w:r>
           </w:p>
         </w:tc>
@@ -348,7 +348,7 @@
           </w:tcPr>
           <w:p>
             <w:r>
-              <w:t>51</w:t>
+              <w:t>3</w:t>
             </w:r>
           </w:p>
         </w:tc>
@@ -370,7 +370,7 @@
           </w:tcPr>
           <w:p>
             <w:r>
-              <w:t>170</w:t>
+              <w:t>6</w:t>
             </w:r>
           </w:p>
         </w:tc>
@@ -392,7 +392,7 @@
           </w:tcPr>
           <w:p>
             <w:r>
-              <w:t>149</w:t>
+              <w:t>1</w:t>
             </w:r>
           </w:p>
         </w:tc>
@@ -414,7 +414,7 @@
           </w:tcPr>
           <w:p>
             <w:r>
-              <w:t>160</w:t>
+              <w:t>8</w:t>
             </w:r>
           </w:p>
         </w:tc>
@@ -436,7 +436,7 @@
           </w:tcPr>
           <w:p>
             <w:r>
-              <w:t>65</w:t>
+              <w:t>3</w:t>
             </w:r>
           </w:p>
         </w:tc>
@@ -458,7 +458,7 @@
           </w:tcPr>
           <w:p>
             <w:r>
-              <w:t>141</w:t>
+              <w:t>6</w:t>
             </w:r>
           </w:p>
         </w:tc>
@@ -480,7 +480,7 @@
           </w:tcPr>
           <w:p>
             <w:r>
-              <w:t>259</w:t>
+              <w:t>7</w:t>
             </w:r>
           </w:p>
         </w:tc>
@@ -502,7 +502,7 @@
           </w:tcPr>
           <w:p>
             <w:r>
-              <w:t>200</w:t>
+              <w:t>7</w:t>
             </w:r>
           </w:p>
         </w:tc>
@@ -524,7 +524,7 @@
           </w:tcPr>
           <w:p>
             <w:r>
-              <w:t>158</w:t>
+              <w:t>5</w:t>
             </w:r>
           </w:p>
         </w:tc>
@@ -546,7 +546,7 @@
           </w:tcPr>
           <w:p>
             <w:r>
-              <w:t>176</w:t>
+              <w:t>11</w:t>
             </w:r>
           </w:p>
         </w:tc>
@@ -568,7 +568,7 @@
           </w:tcPr>
           <w:p>
             <w:r>
-              <w:t>172</w:t>
+              <w:t>5</w:t>
             </w:r>
           </w:p>
         </w:tc>
@@ -590,7 +590,7 @@
           </w:tcPr>
           <w:p>
             <w:r>
-              <w:t>136</w:t>
+              <w:t>2</w:t>
             </w:r>
           </w:p>
         </w:tc>
@@ -612,7 +612,7 @@
           </w:tcPr>
           <w:p>
             <w:r>
-              <w:t>155</w:t>
+              <w:t>2</w:t>
             </w:r>
           </w:p>
         </w:tc>
@@ -634,7 +634,7 @@
           </w:tcPr>
           <w:p>
             <w:r>
-              <w:t>206</w:t>
+              <w:t>8</w:t>
             </w:r>
           </w:p>
         </w:tc>
@@ -656,7 +656,7 @@
           </w:tcPr>
           <w:p>
             <w:r>
-              <w:t>286</w:t>
+              <w:t>4</w:t>
             </w:r>
           </w:p>
         </w:tc>
@@ -678,7 +678,7 @@
           </w:tcPr>
           <w:p>
             <w:r>
-              <w:t>70</w:t>
+              <w:t>19</w:t>
             </w:r>
           </w:p>
         </w:tc>
@@ -700,7 +700,7 @@
           </w:tcPr>
           <w:p>
             <w:r>
-              <w:t>43</w:t>
+              <w:t>11</w:t>
             </w:r>
           </w:p>
         </w:tc>
@@ -722,7 +722,7 @@
           </w:tcPr>
           <w:p>
             <w:r>
-              <w:t>175</w:t>
+              <w:t>5</w:t>
             </w:r>
           </w:p>
         </w:tc>
@@ -744,7 +744,7 @@
           </w:tcPr>
           <w:p>
             <w:r>
-              <w:t>122</w:t>
+              <w:t>3</w:t>
             </w:r>
           </w:p>
         </w:tc>
@@ -766,7 +766,7 @@
           </w:tcPr>
           <w:p>
             <w:r>
-              <w:t>297</w:t>
+              <w:t>6</w:t>
             </w:r>
           </w:p>
         </w:tc>
@@ -788,7 +788,7 @@
           </w:tcPr>
           <w:p>
             <w:r>
-              <w:t>75</w:t>
+              <w:t>1</w:t>
             </w:r>
           </w:p>
         </w:tc>

--- a/resultados_analise/3_Idosos_com_Artrite/estatisticas.docx
+++ b/resultados_analise/3_Idosos_com_Artrite/estatisticas.docx
@@ -66,7 +66,7 @@
           </w:tcPr>
           <w:p>
             <w:r>
-              <w:t>13</w:t>
+              <w:t>406</w:t>
             </w:r>
           </w:p>
         </w:tc>
@@ -88,7 +88,7 @@
           </w:tcPr>
           <w:p>
             <w:r>
-              <w:t>32</w:t>
+              <w:t>1098</w:t>
             </w:r>
           </w:p>
         </w:tc>
@@ -110,7 +110,7 @@
           </w:tcPr>
           <w:p>
             <w:r>
-              <w:t>66</w:t>
+              <w:t>634</w:t>
             </w:r>
           </w:p>
         </w:tc>
@@ -132,7 +132,7 @@
           </w:tcPr>
           <w:p>
             <w:r>
-              <w:t>17</w:t>
+              <w:t>842</w:t>
             </w:r>
           </w:p>
         </w:tc>
@@ -154,7 +154,7 @@
           </w:tcPr>
           <w:p>
             <w:r>
-              <w:t>20</w:t>
+              <w:t>581</w:t>
             </w:r>
           </w:p>
         </w:tc>
@@ -216,7 +216,7 @@
           </w:tcPr>
           <w:p>
             <w:r>
-              <w:t>11</w:t>
+              <w:t>82</w:t>
             </w:r>
           </w:p>
         </w:tc>
@@ -238,7 +238,7 @@
           </w:tcPr>
           <w:p>
             <w:r>
-              <w:t>3</w:t>
+              <w:t>128</w:t>
             </w:r>
           </w:p>
         </w:tc>
@@ -260,7 +260,7 @@
           </w:tcPr>
           <w:p>
             <w:r>
-              <w:t>4</w:t>
+              <w:t>62</w:t>
             </w:r>
           </w:p>
         </w:tc>
@@ -282,7 +282,7 @@
           </w:tcPr>
           <w:p>
             <w:r>
-              <w:t>9</w:t>
+              <w:t>126</w:t>
             </w:r>
           </w:p>
         </w:tc>
@@ -304,7 +304,7 @@
           </w:tcPr>
           <w:p>
             <w:r>
-              <w:t>5</w:t>
+              <w:t>146</w:t>
             </w:r>
           </w:p>
         </w:tc>
@@ -326,7 +326,7 @@
           </w:tcPr>
           <w:p>
             <w:r>
-              <w:t>6</w:t>
+              <w:t>215</w:t>
             </w:r>
           </w:p>
         </w:tc>
@@ -348,7 +348,7 @@
           </w:tcPr>
           <w:p>
             <w:r>
-              <w:t>3</w:t>
+              <w:t>51</w:t>
             </w:r>
           </w:p>
         </w:tc>
@@ -370,7 +370,7 @@
           </w:tcPr>
           <w:p>
             <w:r>
-              <w:t>6</w:t>
+              <w:t>170</w:t>
             </w:r>
           </w:p>
         </w:tc>
@@ -392,7 +392,7 @@
           </w:tcPr>
           <w:p>
             <w:r>
-              <w:t>1</w:t>
+              <w:t>149</w:t>
             </w:r>
           </w:p>
         </w:tc>
@@ -414,7 +414,7 @@
           </w:tcPr>
           <w:p>
             <w:r>
-              <w:t>8</w:t>
+              <w:t>160</w:t>
             </w:r>
           </w:p>
         </w:tc>
@@ -436,7 +436,7 @@
           </w:tcPr>
           <w:p>
             <w:r>
-              <w:t>3</w:t>
+              <w:t>65</w:t>
             </w:r>
           </w:p>
         </w:tc>
@@ -458,7 +458,7 @@
           </w:tcPr>
           <w:p>
             <w:r>
-              <w:t>6</w:t>
+              <w:t>141</w:t>
             </w:r>
           </w:p>
         </w:tc>
@@ -480,7 +480,7 @@
           </w:tcPr>
           <w:p>
             <w:r>
-              <w:t>7</w:t>
+              <w:t>259</w:t>
             </w:r>
           </w:p>
         </w:tc>
@@ -502,7 +502,7 @@
           </w:tcPr>
           <w:p>
             <w:r>
-              <w:t>7</w:t>
+              <w:t>200</w:t>
             </w:r>
           </w:p>
         </w:tc>
@@ -524,7 +524,7 @@
           </w:tcPr>
           <w:p>
             <w:r>
-              <w:t>5</w:t>
+              <w:t>158</w:t>
             </w:r>
           </w:p>
         </w:tc>
@@ -546,7 +546,7 @@
           </w:tcPr>
           <w:p>
             <w:r>
-              <w:t>11</w:t>
+              <w:t>176</w:t>
             </w:r>
           </w:p>
         </w:tc>
@@ -568,7 +568,7 @@
           </w:tcPr>
           <w:p>
             <w:r>
-              <w:t>5</w:t>
+              <w:t>172</w:t>
             </w:r>
           </w:p>
         </w:tc>
@@ -590,7 +590,7 @@
           </w:tcPr>
           <w:p>
             <w:r>
-              <w:t>2</w:t>
+              <w:t>136</w:t>
             </w:r>
           </w:p>
         </w:tc>
@@ -612,7 +612,7 @@
           </w:tcPr>
           <w:p>
             <w:r>
-              <w:t>2</w:t>
+              <w:t>155</w:t>
             </w:r>
           </w:p>
         </w:tc>
@@ -634,7 +634,7 @@
           </w:tcPr>
           <w:p>
             <w:r>
-              <w:t>8</w:t>
+              <w:t>206</w:t>
             </w:r>
           </w:p>
         </w:tc>
@@ -656,7 +656,7 @@
           </w:tcPr>
           <w:p>
             <w:r>
-              <w:t>4</w:t>
+              <w:t>286</w:t>
             </w:r>
           </w:p>
         </w:tc>
@@ -678,7 +678,7 @@
           </w:tcPr>
           <w:p>
             <w:r>
-              <w:t>19</w:t>
+              <w:t>70</w:t>
             </w:r>
           </w:p>
         </w:tc>
@@ -700,7 +700,7 @@
           </w:tcPr>
           <w:p>
             <w:r>
-              <w:t>11</w:t>
+              <w:t>43</w:t>
             </w:r>
           </w:p>
         </w:tc>
@@ -722,7 +722,7 @@
           </w:tcPr>
           <w:p>
             <w:r>
-              <w:t>5</w:t>
+              <w:t>175</w:t>
             </w:r>
           </w:p>
         </w:tc>
@@ -744,7 +744,7 @@
           </w:tcPr>
           <w:p>
             <w:r>
-              <w:t>3</w:t>
+              <w:t>122</w:t>
             </w:r>
           </w:p>
         </w:tc>
@@ -766,7 +766,7 @@
           </w:tcPr>
           <w:p>
             <w:r>
-              <w:t>6</w:t>
+              <w:t>297</w:t>
             </w:r>
           </w:p>
         </w:tc>
@@ -788,7 +788,7 @@
           </w:tcPr>
           <w:p>
             <w:r>
-              <w:t>1</w:t>
+              <w:t>75</w:t>
             </w:r>
           </w:p>
         </w:tc>
